--- a/pr-preview/pr-213/chapters/paper-organization.docx
+++ b/pr-preview/pr-213/chapters/paper-organization.docx
@@ -15,7 +15,7 @@
         <w:pStyle w:val="Date"/>
       </w:pPr>
       <w:r>
-        <w:t xml:space="preserve">Last modified: 2026-10-15 23:21:43 (PDT)</w:t>
+        <w:t xml:space="preserve">Last modified: 2026-10-16 00:04:38 (PDT)</w:t>
       </w:r>
     </w:p>
     <w:p>

--- a/pr-preview/pr-213/chapters/paper-organization.docx
+++ b/pr-preview/pr-213/chapters/paper-organization.docx
@@ -15,7 +15,7 @@
         <w:pStyle w:val="Date"/>
       </w:pPr>
       <w:r>
-        <w:t xml:space="preserve">Last modified: 2026-10-16 00:04:38 (PDT)</w:t>
+        <w:t xml:space="preserve">Last modified: 2026-10-16 00:10:54 (PDT)</w:t>
       </w:r>
     </w:p>
     <w:p>

--- a/pr-preview/pr-213/chapters/paper-organization.docx
+++ b/pr-preview/pr-213/chapters/paper-organization.docx
@@ -15,7 +15,7 @@
         <w:pStyle w:val="Date"/>
       </w:pPr>
       <w:r>
-        <w:t xml:space="preserve">Last modified: 2026-10-16 00:10:54 (PDT)</w:t>
+        <w:t xml:space="preserve">Last modified: 2026-10-16 00:21:53 (PDT)</w:t>
       </w:r>
     </w:p>
     <w:p>

--- a/pr-preview/pr-213/chapters/paper-organization.docx
+++ b/pr-preview/pr-213/chapters/paper-organization.docx
@@ -15,7 +15,7 @@
         <w:pStyle w:val="Date"/>
       </w:pPr>
       <w:r>
-        <w:t xml:space="preserve">Last modified: 2026-10-16 00:21:53 (PDT)</w:t>
+        <w:t xml:space="preserve">Last modified: 2026-10-16 00:27:15 (PDT)</w:t>
       </w:r>
     </w:p>
     <w:p>

--- a/pr-preview/pr-213/chapters/paper-organization.docx
+++ b/pr-preview/pr-213/chapters/paper-organization.docx
@@ -15,7 +15,7 @@
         <w:pStyle w:val="Date"/>
       </w:pPr>
       <w:r>
-        <w:t xml:space="preserve">Last modified: 2026-10-16 00:27:15 (PDT)</w:t>
+        <w:t xml:space="preserve">Last modified: 2026-10-16 00:38:59 (PDT)</w:t>
       </w:r>
     </w:p>
     <w:p>

--- a/pr-preview/pr-213/chapters/paper-organization.docx
+++ b/pr-preview/pr-213/chapters/paper-organization.docx
@@ -15,7 +15,7 @@
         <w:pStyle w:val="Date"/>
       </w:pPr>
       <w:r>
-        <w:t xml:space="preserve">Last modified: 2026-10-16 00:38:59 (PDT)</w:t>
+        <w:t xml:space="preserve">Last modified: 2026-10-16 00:47:33 (PDT)</w:t>
       </w:r>
     </w:p>
     <w:p>

--- a/pr-preview/pr-213/chapters/paper-organization.docx
+++ b/pr-preview/pr-213/chapters/paper-organization.docx
@@ -15,7 +15,7 @@
         <w:pStyle w:val="Date"/>
       </w:pPr>
       <w:r>
-        <w:t xml:space="preserve">Last modified: 2026-10-16 00:47:33 (PDT)</w:t>
+        <w:t xml:space="preserve">Last modified: 2026-10-16 05:05:17 (PDT)</w:t>
       </w:r>
     </w:p>
     <w:p>
@@ -1824,13 +1824,13 @@
       </w:r>
     </w:p>
     <w:bookmarkEnd w:id="23"/>
-    <w:bookmarkStart w:id="24" w:name="links-to-videos-and-other-media"/>
+    <w:bookmarkStart w:id="25" w:name="avoid-forward-references"/>
     <w:p>
       <w:pPr>
         <w:pStyle w:val="Heading2"/>
       </w:pPr>
       <w:r>
-        <w:t xml:space="preserve">5 Links to videos and other media</w:t>
+        <w:t xml:space="preserve">5 Avoid forward references</w:t>
       </w:r>
     </w:p>
     <w:p>
@@ -1838,71 +1838,13 @@
         <w:pStyle w:val="FirstParagraph"/>
       </w:pPr>
       <w:r>
-        <w:t xml:space="preserve">Put each link to a video, podcast, demo or other external material</w:t>
-      </w:r>
-      <w:r>
-        <w:t xml:space="preserve"> </w:t>
-      </w:r>
-      <w:r>
-        <w:t xml:space="preserve">in a short note right after the text the material supports.</w:t>
-      </w:r>
-      <w:r>
-        <w:t xml:space="preserve"> </w:t>
-      </w:r>
-      <w:r>
-        <w:t xml:space="preserve">Do not collect the links in a list at the end of the document.</w:t>
-      </w:r>
-      <w:r>
-        <w:t xml:space="preserve"> </w:t>
-      </w:r>
-      <w:r>
-        <w:t xml:space="preserve">If the material covers several sections,</w:t>
-      </w:r>
-      <w:r>
-        <w:t xml:space="preserve"> </w:t>
-      </w:r>
-      <w:r>
-        <w:t xml:space="preserve">put the note after the first section the material supports.</w:t>
-      </w:r>
-      <w:r>
-        <w:t xml:space="preserve"> </w:t>
-      </w:r>
-      <w:r>
-        <w:t xml:space="preserve">If the text the note supports is a question followed by its answer,</w:t>
-      </w:r>
-      <w:r>
-        <w:t xml:space="preserve"> </w:t>
-      </w:r>
-      <w:r>
-        <w:t xml:space="preserve">put the note after the answer, not between them.</w:t>
-      </w:r>
-    </w:p>
-    <w:p>
-      <w:pPr>
-        <w:pStyle w:val="BodyText"/>
-      </w:pPr>
-      <w:r>
-        <w:t xml:space="preserve">A reader who has just finished a section is ready to use material about it.</w:t>
-      </w:r>
-      <w:r>
-        <w:t xml:space="preserve"> </w:t>
-      </w:r>
-      <w:r>
-        <w:t xml:space="preserve">The same reader at the end of the document must guess which link goes with which section,</w:t>
-      </w:r>
-      <w:r>
-        <w:t xml:space="preserve"> </w:t>
-      </w:r>
-      <w:r>
-        <w:t xml:space="preserve">and may never reach the list.</w:t>
-      </w:r>
-    </w:p>
-    <w:p>
-      <w:pPr>
-        <w:pStyle w:val="BodyText"/>
-      </w:pPr>
-      <w:r>
-        <w:t xml:space="preserve">For each link:</w:t>
+        <w:t xml:space="preserve">A forward reference points the reader to content they have not reached yet.</w:t>
+      </w:r>
+      <w:r>
+        <w:t xml:space="preserve"> </w:t>
+      </w:r>
+      <w:r>
+        <w:t xml:space="preserve">Common forms are:</w:t>
       </w:r>
     </w:p>
     <w:p>
@@ -1914,13 +1856,7 @@
         </w:numPr>
       </w:pPr>
       <w:r>
-        <w:t xml:space="preserve">Write one line, such as</w:t>
-      </w:r>
-      <w:r>
-        <w:t xml:space="preserve"> </w:t>
-      </w:r>
-      <w:r>
-        <w:t xml:space="preserve">“Video: Weinberger derives the descent direction (from 3:09).”</w:t>
+        <w:t xml:space="preserve">“as discussed below”</w:t>
       </w:r>
     </w:p>
     <w:p>
@@ -1932,7 +1868,7 @@
         </w:numPr>
       </w:pPr>
       <w:r>
-        <w:t xml:space="preserve">Name the speaker and say what the material shows, in simple, literal words.</w:t>
+        <w:t xml:space="preserve">“see the next section”</w:t>
       </w:r>
     </w:p>
     <w:p>
@@ -1944,7 +1880,209 @@
         </w:numPr>
       </w:pPr>
       <w:r>
-        <w:t xml:space="preserve">Link the exact start time when the material covers more than the topic.</w:t>
+        <w:t xml:space="preserve">“we will return to this later”</w:t>
+      </w:r>
+    </w:p>
+    <w:p>
+      <w:pPr>
+        <w:pStyle w:val="FirstParagraph"/>
+      </w:pPr>
+      <w:r>
+        <w:t xml:space="preserve">The reader must hold an unresolved pointer</w:t>
+      </w:r>
+      <w:r>
+        <w:t xml:space="preserve"> </w:t>
+      </w:r>
+      <w:r>
+        <w:t xml:space="preserve">while reading the sentence that depends on it.</w:t>
+      </w:r>
+    </w:p>
+    <w:p>
+      <w:pPr>
+        <w:pStyle w:val="BodyText"/>
+      </w:pPr>
+      <w:r>
+        <w:t xml:space="preserve">Fix a forward reference by moving the content ahead of the pointer.</w:t>
+      </w:r>
+      <w:r>
+        <w:t xml:space="preserve"> </w:t>
+      </w:r>
+      <w:r>
+        <w:t xml:space="preserve">Then change</w:t>
+      </w:r>
+      <w:r>
+        <w:t xml:space="preserve"> </w:t>
+      </w:r>
+      <w:r>
+        <w:t xml:space="preserve">“below”</w:t>
+      </w:r>
+      <w:r>
+        <w:t xml:space="preserve"> </w:t>
+      </w:r>
+      <w:r>
+        <w:t xml:space="preserve">to</w:t>
+      </w:r>
+      <w:r>
+        <w:t xml:space="preserve"> </w:t>
+      </w:r>
+      <w:r>
+        <w:t xml:space="preserve">“above”</w:t>
+      </w:r>
+      <w:r>
+        <w:t xml:space="preserve">, or delete the pointer.</w:t>
+      </w:r>
+    </w:p>
+    <w:p>
+      <w:pPr>
+        <w:pStyle w:val="BodyText"/>
+      </w:pPr>
+      <w:r>
+        <w:t xml:space="preserve">If moving the content would break the order of the argument,</w:t>
+      </w:r>
+      <w:r>
+        <w:t xml:space="preserve"> </w:t>
+      </w:r>
+      <w:r>
+        <w:t xml:space="preserve">keep the pointer, and make it a working link.</w:t>
+      </w:r>
+      <w:r>
+        <w:t xml:space="preserve"> </w:t>
+      </w:r>
+      <w:r>
+        <w:t xml:space="preserve">Say what the link points to and where it is,</w:t>
+      </w:r>
+      <w:r>
+        <w:t xml:space="preserve"> </w:t>
+      </w:r>
+      <w:r>
+        <w:t xml:space="preserve">as in</w:t>
+      </w:r>
+      <w:r>
+        <w:t xml:space="preserve"> </w:t>
+      </w:r>
+      <w:r>
+        <w:t xml:space="preserve">“Table 2 (later in this section)”</w:t>
+      </w:r>
+      <w:r>
+        <w:t xml:space="preserve">, with</w:t>
+      </w:r>
+      <w:r>
+        <w:t xml:space="preserve"> </w:t>
+      </w:r>
+      <w:r>
+        <w:t xml:space="preserve">“Table 2”</w:t>
+      </w:r>
+      <w:r>
+        <w:t xml:space="preserve"> </w:t>
+      </w:r>
+      <w:r>
+        <w:t xml:space="preserve">linked to the table.</w:t>
+      </w:r>
+      <w:r>
+        <w:t xml:space="preserve"> </w:t>
+      </w:r>
+      <w:r>
+        <w:t xml:space="preserve">Do not delete the link and leave only the name.</w:t>
+      </w:r>
+      <w:r>
+        <w:t xml:space="preserve"> </w:t>
+      </w:r>
+      <w:r>
+        <w:t xml:space="preserve">The reader then loses both the warning and the jump.</w:t>
+      </w:r>
+    </w:p>
+    <w:bookmarkStart w:id="24" w:name="exm-forward-reference"/>
+    <w:p>
+      <w:pPr>
+        <w:pStyle w:val="BodyText"/>
+      </w:pPr>
+      <w:r>
+        <w:rPr>
+          <w:b/>
+          <w:bCs/>
+        </w:rPr>
+        <w:t xml:space="preserve">Example 2 (Removing a forward reference)</w:t>
+      </w:r>
+      <w:r>
+        <w:t xml:space="preserve"> </w:t>
+      </w:r>
+      <w:r>
+        <w:t xml:space="preserve"> </w:t>
+      </w:r>
+    </w:p>
+    <w:p>
+      <w:pPr>
+        <w:pStyle w:val="BlockText"/>
+      </w:pPr>
+      <w:r>
+        <w:t xml:space="preserve">❌ The adjusted estimates, discussed in the next section, differ from the crude estimates.</w:t>
+      </w:r>
+      <w:r>
+        <w:t xml:space="preserve"> </w:t>
+      </w:r>
+      <w:r>
+        <w:t xml:space="preserve">The adjustment, described below, uses age and sex.</w:t>
+      </w:r>
+    </w:p>
+    <w:p>
+      <w:pPr>
+        <w:pStyle w:val="BlockText"/>
+      </w:pPr>
+      <w:r>
+        <w:t xml:space="preserve">✅ The adjustment uses age and sex.</w:t>
+      </w:r>
+      <w:r>
+        <w:t xml:space="preserve"> </w:t>
+      </w:r>
+      <w:r>
+        <w:t xml:space="preserve">The adjusted estimates differ from the crude estimates.</w:t>
+      </w:r>
+    </w:p>
+    <w:p>
+      <w:pPr>
+        <w:pStyle w:val="FirstParagraph"/>
+      </w:pPr>
+      <w:r>
+        <w:t xml:space="preserve">In the ❌ version, both pointers send the reader to content that comes later,</w:t>
+      </w:r>
+      <w:r>
+        <w:t xml:space="preserve"> </w:t>
+      </w:r>
+      <w:r>
+        <w:t xml:space="preserve">so the reader sees</w:t>
+      </w:r>
+      <w:r>
+        <w:t xml:space="preserve"> </w:t>
+      </w:r>
+      <w:r>
+        <w:t xml:space="preserve">“adjusted”</w:t>
+      </w:r>
+      <w:r>
+        <w:t xml:space="preserve"> </w:t>
+      </w:r>
+      <w:r>
+        <w:t xml:space="preserve">before the paper says what was adjusted.</w:t>
+      </w:r>
+      <w:r>
+        <w:t xml:space="preserve"> </w:t>
+      </w:r>
+      <w:r>
+        <w:t xml:space="preserve">In the ✅ version, the sentence that defines the adjustment comes first,</w:t>
+      </w:r>
+      <w:r>
+        <w:t xml:space="preserve"> </w:t>
+      </w:r>
+      <w:r>
+        <w:t xml:space="preserve">so neither pointer is needed.</w:t>
+      </w:r>
+    </w:p>
+    <w:bookmarkEnd w:id="24"/>
+    <w:p>
+      <w:pPr>
+        <w:pStyle w:val="BodyText"/>
+      </w:pPr>
+      <w:r>
+        <w:t xml:space="preserve">Two cases are not forward references to fix:</w:t>
       </w:r>
     </w:p>
     <w:p>
@@ -1952,10 +2090,285 @@
         <w:pStyle w:val="Compact"/>
         <w:numPr>
           <w:ilvl w:val="0"/>
-          <w:numId w:val="1008"/>
+          <w:numId w:val="1009"/>
         </w:numPr>
       </w:pPr>
       <w:r>
+        <w:t xml:space="preserve">An overview near the start that previews the structure,</w:t>
+      </w:r>
+      <w:r>
+        <w:t xml:space="preserve"> </w:t>
+      </w:r>
+      <w:r>
+        <w:t xml:space="preserve">such as</w:t>
+      </w:r>
+      <w:r>
+        <w:t xml:space="preserve"> </w:t>
+      </w:r>
+      <w:r>
+        <w:t xml:space="preserve">“Section 2 describes the data, and Section 3 gives the results”</w:t>
+      </w:r>
+      <w:r>
+        <w:t xml:space="preserve">.</w:t>
+      </w:r>
+      <w:r>
+        <w:t xml:space="preserve"> </w:t>
+      </w:r>
+      <w:r>
+        <w:t xml:space="preserve">The reader is not meant to resolve the preview immediately.</w:t>
+      </w:r>
+    </w:p>
+    <w:p>
+      <w:pPr>
+        <w:pStyle w:val="Compact"/>
+        <w:numPr>
+          <w:ilvl w:val="0"/>
+          <w:numId w:val="1009"/>
+        </w:numPr>
+      </w:pPr>
+      <w:r>
+        <w:t xml:space="preserve">A sentence that names a figure or table placed beside it, such as</w:t>
+      </w:r>
+      <w:r>
+        <w:t xml:space="preserve"> </w:t>
+      </w:r>
+      <w:r>
+        <w:t xml:space="preserve">“Table 2 shows the estimates”</w:t>
+      </w:r>
+      <w:r>
+        <w:t xml:space="preserve">.</w:t>
+      </w:r>
+      <w:r>
+        <w:t xml:space="preserve"> </w:t>
+      </w:r>
+      <w:r>
+        <w:t xml:space="preserve">The reader meets the table at once.</w:t>
+      </w:r>
+    </w:p>
+    <w:p>
+      <w:pPr>
+        <w:pStyle w:val="FirstParagraph"/>
+      </w:pPr>
+      <w:r>
+        <w:t xml:space="preserve">A word such as</w:t>
+      </w:r>
+      <w:r>
+        <w:t xml:space="preserve"> </w:t>
+      </w:r>
+      <w:r>
+        <w:t xml:space="preserve">“below”</w:t>
+      </w:r>
+      <w:r>
+        <w:t xml:space="preserve"> </w:t>
+      </w:r>
+      <w:r>
+        <w:t xml:space="preserve">in an ordinary comparison, as in</w:t>
+      </w:r>
+      <w:r>
+        <w:t xml:space="preserve"> </w:t>
+      </w:r>
+      <w:r>
+        <w:t xml:space="preserve">“values below the detection limit”</w:t>
+      </w:r>
+      <w:r>
+        <w:t xml:space="preserve">,</w:t>
+      </w:r>
+      <w:r>
+        <w:t xml:space="preserve"> </w:t>
+      </w:r>
+      <w:r>
+        <w:t xml:space="preserve">is not a pointer at all.</w:t>
+      </w:r>
+    </w:p>
+    <w:p>
+      <w:pPr>
+        <w:pStyle w:val="BodyText"/>
+      </w:pPr>
+      <w:r>
+        <w:t xml:space="preserve">When you insert or move a section, check the references that name a position,</w:t>
+      </w:r>
+      <w:r>
+        <w:t xml:space="preserve"> </w:t>
+      </w:r>
+      <w:r>
+        <w:t xml:space="preserve">such as</w:t>
+      </w:r>
+      <w:r>
+        <w:t xml:space="preserve"> </w:t>
+      </w:r>
+      <w:r>
+        <w:t xml:space="preserve">“the two sections above”</w:t>
+      </w:r>
+      <w:r>
+        <w:t xml:space="preserve"> </w:t>
+      </w:r>
+      <w:r>
+        <w:t xml:space="preserve">or</w:t>
+      </w:r>
+      <w:r>
+        <w:t xml:space="preserve"> </w:t>
+      </w:r>
+      <w:r>
+        <w:t xml:space="preserve">“the previous section”</w:t>
+      </w:r>
+      <w:r>
+        <w:t xml:space="preserve">.</w:t>
+      </w:r>
+      <w:r>
+        <w:t xml:space="preserve"> </w:t>
+      </w:r>
+      <w:r>
+        <w:t xml:space="preserve">Name the target instead, as in</w:t>
+      </w:r>
+      <w:r>
+        <w:t xml:space="preserve"> </w:t>
+      </w:r>
+      <w:r>
+        <w:t xml:space="preserve">“the sections on mortality and morbidity”</w:t>
+      </w:r>
+      <w:r>
+        <w:t xml:space="preserve">,</w:t>
+      </w:r>
+      <w:r>
+        <w:t xml:space="preserve"> </w:t>
+      </w:r>
+      <w:r>
+        <w:t xml:space="preserve">so that a later insertion does not make the position wrong.</w:t>
+      </w:r>
+    </w:p>
+    <w:bookmarkEnd w:id="25"/>
+    <w:bookmarkStart w:id="26" w:name="links-to-videos-and-other-media"/>
+    <w:p>
+      <w:pPr>
+        <w:pStyle w:val="Heading2"/>
+      </w:pPr>
+      <w:r>
+        <w:t xml:space="preserve">6 Links to videos and other media</w:t>
+      </w:r>
+    </w:p>
+    <w:p>
+      <w:pPr>
+        <w:pStyle w:val="FirstParagraph"/>
+      </w:pPr>
+      <w:r>
+        <w:t xml:space="preserve">Put each link to a video, podcast, demo or other external material</w:t>
+      </w:r>
+      <w:r>
+        <w:t xml:space="preserve"> </w:t>
+      </w:r>
+      <w:r>
+        <w:t xml:space="preserve">in a short note right after the text the material supports.</w:t>
+      </w:r>
+      <w:r>
+        <w:t xml:space="preserve"> </w:t>
+      </w:r>
+      <w:r>
+        <w:t xml:space="preserve">Do not collect the links in a list at the end of the document.</w:t>
+      </w:r>
+      <w:r>
+        <w:t xml:space="preserve"> </w:t>
+      </w:r>
+      <w:r>
+        <w:t xml:space="preserve">If the material covers several sections,</w:t>
+      </w:r>
+      <w:r>
+        <w:t xml:space="preserve"> </w:t>
+      </w:r>
+      <w:r>
+        <w:t xml:space="preserve">put the note after the first section the material supports.</w:t>
+      </w:r>
+      <w:r>
+        <w:t xml:space="preserve"> </w:t>
+      </w:r>
+      <w:r>
+        <w:t xml:space="preserve">If the text the note supports is a question followed by its answer,</w:t>
+      </w:r>
+      <w:r>
+        <w:t xml:space="preserve"> </w:t>
+      </w:r>
+      <w:r>
+        <w:t xml:space="preserve">put the note after the answer, not between them.</w:t>
+      </w:r>
+    </w:p>
+    <w:p>
+      <w:pPr>
+        <w:pStyle w:val="BodyText"/>
+      </w:pPr>
+      <w:r>
+        <w:t xml:space="preserve">A reader who has just finished a section is ready to use material about it.</w:t>
+      </w:r>
+      <w:r>
+        <w:t xml:space="preserve"> </w:t>
+      </w:r>
+      <w:r>
+        <w:t xml:space="preserve">The same reader at the end of the document must guess which link goes with which section,</w:t>
+      </w:r>
+      <w:r>
+        <w:t xml:space="preserve"> </w:t>
+      </w:r>
+      <w:r>
+        <w:t xml:space="preserve">and may never reach the list.</w:t>
+      </w:r>
+    </w:p>
+    <w:p>
+      <w:pPr>
+        <w:pStyle w:val="BodyText"/>
+      </w:pPr>
+      <w:r>
+        <w:t xml:space="preserve">For each link:</w:t>
+      </w:r>
+    </w:p>
+    <w:p>
+      <w:pPr>
+        <w:pStyle w:val="Compact"/>
+        <w:numPr>
+          <w:ilvl w:val="0"/>
+          <w:numId w:val="1010"/>
+        </w:numPr>
+      </w:pPr>
+      <w:r>
+        <w:t xml:space="preserve">Write one line, such as</w:t>
+      </w:r>
+      <w:r>
+        <w:t xml:space="preserve"> </w:t>
+      </w:r>
+      <w:r>
+        <w:t xml:space="preserve">“Video: Weinberger derives the descent direction (from 3:09).”</w:t>
+      </w:r>
+    </w:p>
+    <w:p>
+      <w:pPr>
+        <w:pStyle w:val="Compact"/>
+        <w:numPr>
+          <w:ilvl w:val="0"/>
+          <w:numId w:val="1010"/>
+        </w:numPr>
+      </w:pPr>
+      <w:r>
+        <w:t xml:space="preserve">Name the speaker and say what the material shows, in simple, literal words.</w:t>
+      </w:r>
+    </w:p>
+    <w:p>
+      <w:pPr>
+        <w:pStyle w:val="Compact"/>
+        <w:numPr>
+          <w:ilvl w:val="0"/>
+          <w:numId w:val="1010"/>
+        </w:numPr>
+      </w:pPr>
+      <w:r>
+        <w:t xml:space="preserve">Link the exact start time when the material covers more than the topic.</w:t>
+      </w:r>
+    </w:p>
+    <w:p>
+      <w:pPr>
+        <w:pStyle w:val="Compact"/>
+        <w:numPr>
+          <w:ilvl w:val="0"/>
+          <w:numId w:val="1010"/>
+        </w:numPr>
+      </w:pPr>
+      <w:r>
         <w:t xml:space="preserve">Cite the source.</w:t>
       </w:r>
     </w:p>
@@ -1985,7 +2398,7 @@
         <w:t xml:space="preserve">Do not link private repositories, such as ones that hold graded homework or exams.</w:t>
       </w:r>
     </w:p>
-    <w:bookmarkEnd w:id="24"/>
+    <w:bookmarkEnd w:id="26"/>
     <w:sectPr>
       <w:footnotePr>
         <w:numRestart w:val="eachSect"/>
@@ -2336,6 +2749,12 @@
     <w:abstractNumId w:val="991"/>
   </w:num>
   <w:num w:numId="1008">
+    <w:abstractNumId w:val="991"/>
+  </w:num>
+  <w:num w:numId="1009">
+    <w:abstractNumId w:val="991"/>
+  </w:num>
+  <w:num w:numId="1010">
     <w:abstractNumId w:val="991"/>
   </w:num>
 </w:numbering>
